--- a/빅데이터 응용/빅응 기말고사 정리.docx
+++ b/빅데이터 응용/빅응 기말고사 정리.docx
@@ -9,11 +9,6 @@
     </w:p>
     <w:p/>
     <w:p>
-      <w:pPr>
-        <w:rPr>
-          <w:rFonts w:hint="eastAsia"/>
-        </w:rPr>
-      </w:pPr>
       <w:r>
         <w:t>9주차 pdf 2차 문제 정답: 2, 데이터 마트</w:t>
       </w:r>
@@ -22,6 +17,15 @@
           <w:rFonts w:hint="eastAsia"/>
         </w:rPr>
         <w:t xml:space="preserve"> </w:t>
+      </w:r>
+    </w:p>
+    <w:p/>
+    <w:p>
+      <w:r>
+        <w:rPr>
+          <w:rFonts w:hint="eastAsia"/>
+        </w:rPr>
+        <w:t>9주차 pdf 3차 문제 정답: 1, 2, ESD, 1, 1, 1, 2, 3, 3</w:t>
       </w:r>
     </w:p>
     <w:p>
@@ -64,22 +68,12 @@
       </w:r>
     </w:p>
     <w:p>
-      <w:pPr>
-        <w:rPr>
-          <w:rFonts w:hint="eastAsia"/>
-        </w:rPr>
-      </w:pPr>
       <w:r>
         <w:t>1, 3</w:t>
       </w:r>
     </w:p>
     <w:p/>
     <w:p>
-      <w:pPr>
-        <w:rPr>
-          <w:rFonts w:hint="eastAsia"/>
-        </w:rPr>
-      </w:pPr>
       <w:r>
         <w:t xml:space="preserve">11주차 pdf </w:t>
       </w:r>
@@ -129,11 +123,6 @@
     </w:p>
     <w:p/>
     <w:p>
-      <w:pPr>
-        <w:rPr>
-          <w:rFonts w:hint="eastAsia"/>
-        </w:rPr>
-      </w:pPr>
       <w:r>
         <w:t>12주차 pdf 2차 문제 정답: 3(</w:t>
       </w:r>
@@ -180,15 +169,7 @@
     <w:p/>
     <w:p>
       <w:r>
-        <w:t xml:space="preserve">13주차 pdf 3차 문제 정답: 2, 3, 4, 3, </w:t>
-      </w:r>
-      <w:proofErr w:type="spellStart"/>
-      <w:r>
-        <w:t>머신러닝</w:t>
-      </w:r>
-      <w:proofErr w:type="spellEnd"/>
-      <w:r>
-        <w:t>, 과대적합, 인공신경망</w:t>
+        <w:t>13주차 pdf 3차 문제 정답: 2, 3, 4, 3, 머신러닝, 과대적합, 인공신경망</w:t>
       </w:r>
     </w:p>
     <w:p/>
@@ -199,11 +180,6 @@
     </w:p>
     <w:p/>
     <w:p>
-      <w:pPr>
-        <w:rPr>
-          <w:rFonts w:hint="eastAsia"/>
-        </w:rPr>
-      </w:pPr>
       <w:r>
         <w:t xml:space="preserve">14주차 pdf 1차 문제 정답: 2, 2, 4, 검증용 데이터, </w:t>
       </w:r>
@@ -223,7 +199,6 @@
     </w:p>
     <w:p>
       <w:r>
-        <w:lastRenderedPageBreak/>
         <w:t xml:space="preserve">14주차 pdf </w:t>
       </w:r>
       <w:r>
@@ -250,11 +225,6 @@
     </w:p>
     <w:p/>
     <w:p>
-      <w:pPr>
-        <w:rPr>
-          <w:rFonts w:hint="eastAsia"/>
-        </w:rPr>
-      </w:pPr>
       <w:r>
         <w:rPr>
           <w:rFonts w:hint="eastAsia"/>
@@ -276,13 +246,7 @@
         <w:t xml:space="preserve"> 알고리즘, 1</w:t>
       </w:r>
     </w:p>
-    <w:p>
-      <w:pPr>
-        <w:rPr>
-          <w:rFonts w:hint="eastAsia"/>
-        </w:rPr>
-      </w:pPr>
-    </w:p>
+    <w:p/>
     <w:sectPr>
       <w:pgSz w:w="11906" w:h="16838"/>
       <w:pgMar w:top="1701" w:right="1440" w:bottom="1440" w:left="1440" w:header="851" w:footer="992" w:gutter="0"/>
@@ -1020,6 +984,7 @@
   <w:style w:type="character" w:default="1" w:styleId="a0">
     <w:name w:val="Default Paragraph Font"/>
     <w:uiPriority w:val="1"/>
+    <w:semiHidden/>
     <w:unhideWhenUsed/>
   </w:style>
   <w:style w:type="table" w:default="1" w:styleId="a1">
